--- a/deliverables/INT-001_SW 통합전략 및 통합시험 명세서.docx
+++ b/deliverables/INT-001_SW 통합전략 및 통합시험 명세서.docx
@@ -8,7 +8,7 @@
         <w:jc w:val="left"/>
       </w:pPr>
       <w:r>
-        <w:t>TPL-SWE5-001_SW 통합전략 및 통합시험 명세서 템플릿</w:t>
+        <w:t>INT-001_SW 통합전략 및 통합시험 명세서</w:t>
       </w:r>
     </w:p>
     <w:p>
@@ -175,13 +175,7 @@
           </w:tcPr>
           <w:p>
             <w:r>
-              <w:rPr>
-                <w:rFonts w:ascii="맑은 고딕" w:hAnsi="맑은 고딕" w:eastAsia="맑은 고딕"/>
-                <w:b w:val="0"/>
-                <w:i w:val="0"/>
-                <w:color w:val="000000"/>
-                <w:sz w:val="19"/>
-              </w:rPr>
+              <w:t>전자식 차일드락 제어 SW (OEM-A 가상 프로젝트, Phase 1)</w:t>
             </w:r>
           </w:p>
         </w:tc>
@@ -225,13 +219,7 @@
           </w:tcPr>
           <w:p>
             <w:r>
-              <w:rPr>
-                <w:rFonts w:ascii="맑은 고딕" w:hAnsi="맑은 고딕" w:eastAsia="맑은 고딕"/>
-                <w:b w:val="0"/>
-                <w:i w:val="0"/>
-                <w:color w:val="000000"/>
-                <w:sz w:val="19"/>
-              </w:rPr>
+              <w:t>INT-001_SW 통합전략 및 통합시험 명세서</w:t>
             </w:r>
           </w:p>
         </w:tc>
@@ -275,13 +263,7 @@
           </w:tcPr>
           <w:p>
             <w:r>
-              <w:rPr>
-                <w:rFonts w:ascii="맑은 고딕" w:hAnsi="맑은 고딕" w:eastAsia="맑은 고딕"/>
-                <w:b w:val="0"/>
-                <w:i w:val="0"/>
-                <w:color w:val="000000"/>
-                <w:sz w:val="19"/>
-              </w:rPr>
+              <w:t>0.1 (Phase 1 초안, G3 베이스라인 BL-INT-1.0 이전 단계)</w:t>
             </w:r>
           </w:p>
         </w:tc>
@@ -325,13 +307,7 @@
           </w:tcPr>
           <w:p>
             <w:r>
-              <w:rPr>
-                <w:rFonts w:ascii="맑은 고딕" w:hAnsi="맑은 고딕" w:eastAsia="맑은 고딕"/>
-                <w:b w:val="0"/>
-                <w:i w:val="0"/>
-                <w:color w:val="000000"/>
-                <w:sz w:val="19"/>
-              </w:rPr>
+              <w:t>작성: integration-tester(Claude Code) / 검토: 사용자 검토 대기</w:t>
             </w:r>
           </w:p>
         </w:tc>
@@ -372,14 +348,7 @@
         <w:ind w:left="198" w:right="113"/>
       </w:pPr>
       <w:r>
-        <w:rPr>
-          <w:rFonts w:ascii="맑은 고딕" w:hAnsi="맑은 고딕" w:eastAsia="맑은 고딕"/>
-          <w:b w:val="0"/>
-          <w:i/>
-          <w:color w:val="595959"/>
-          <w:sz w:val="19"/>
-        </w:rPr>
-        <w:t>작성 안내: 문서의 작성, 검토, 승인 책임과 적용 베이스라인을 식별한다. 실제 승인 상태와 검토 증거 위치를 구분해 기록한다.</w:t>
+        <w:t>이 문서의 작성·검토·승인 책임과 베이스라인은 아래와 같다.</w:t>
       </w:r>
     </w:p>
     <w:p>
@@ -535,76 +504,51 @@
         <w:tc>
           <w:tcPr>
             <w:tcW w:type="dxa" w:w="1972"/>
-            <w:vAlign w:val="center"/>
-            <w:tcMar>
-              <w:top w:w="90" w:type="dxa"/>
-              <w:start w:w="110" w:type="dxa"/>
-              <w:bottom w:w="90" w:type="dxa"/>
-              <w:end w:w="110" w:type="dxa"/>
-            </w:tcMar>
           </w:tcPr>
           <w:p>
-            <w:r/>
+            <w:r>
+              <w:t>0.1</w:t>
+            </w:r>
           </w:p>
         </w:tc>
         <w:tc>
           <w:tcPr>
             <w:tcW w:type="dxa" w:w="1972"/>
-            <w:vAlign w:val="center"/>
-            <w:tcMar>
-              <w:top w:w="90" w:type="dxa"/>
-              <w:start w:w="110" w:type="dxa"/>
-              <w:bottom w:w="90" w:type="dxa"/>
-              <w:end w:w="110" w:type="dxa"/>
-            </w:tcMar>
           </w:tcPr>
           <w:p>
-            <w:r/>
+            <w:r>
+              <w:t>2026-09-18</w:t>
+            </w:r>
           </w:p>
         </w:tc>
         <w:tc>
           <w:tcPr>
             <w:tcW w:type="dxa" w:w="1972"/>
-            <w:vAlign w:val="center"/>
-            <w:tcMar>
-              <w:top w:w="90" w:type="dxa"/>
-              <w:start w:w="110" w:type="dxa"/>
-              <w:bottom w:w="90" w:type="dxa"/>
-              <w:end w:w="110" w:type="dxa"/>
-            </w:tcMar>
           </w:tcPr>
           <w:p>
-            <w:r/>
+            <w:r>
+              <w:t>integration-tester(AI)</w:t>
+            </w:r>
           </w:p>
         </w:tc>
         <w:tc>
           <w:tcPr>
             <w:tcW w:type="dxa" w:w="1972"/>
-            <w:vAlign w:val="center"/>
-            <w:tcMar>
-              <w:top w:w="90" w:type="dxa"/>
-              <w:start w:w="110" w:type="dxa"/>
-              <w:bottom w:w="90" w:type="dxa"/>
-              <w:end w:w="110" w:type="dxa"/>
-            </w:tcMar>
           </w:tcPr>
           <w:p>
-            <w:r/>
+            <w:r>
+              <w:t>Phase 1 통합전략 및 통합시험 케이스 초안 작성</w:t>
+            </w:r>
           </w:p>
         </w:tc>
         <w:tc>
           <w:tcPr>
             <w:tcW w:type="dxa" w:w="1972"/>
-            <w:vAlign w:val="center"/>
-            <w:tcMar>
-              <w:top w:w="90" w:type="dxa"/>
-              <w:start w:w="110" w:type="dxa"/>
-              <w:bottom w:w="90" w:type="dxa"/>
-              <w:end w:w="110" w:type="dxa"/>
-            </w:tcMar>
           </w:tcPr>
           <w:p>
-            <w:r/>
+            <w:r>
+              <w:t>사용자 검토 대기</w:t>
+            </w:r>
           </w:p>
         </w:tc>
       </w:tr>
@@ -762,76 +706,103 @@
         <w:tc>
           <w:tcPr>
             <w:tcW w:type="dxa" w:w="1972"/>
-            <w:vAlign w:val="center"/>
-            <w:tcMar>
-              <w:top w:w="90" w:type="dxa"/>
-              <w:start w:w="110" w:type="dxa"/>
-              <w:bottom w:w="90" w:type="dxa"/>
-              <w:end w:w="110" w:type="dxa"/>
-            </w:tcMar>
           </w:tcPr>
           <w:p>
-            <w:r/>
+            <w:r>
+              <w:t>작성</w:t>
+            </w:r>
           </w:p>
         </w:tc>
         <w:tc>
           <w:tcPr>
             <w:tcW w:type="dxa" w:w="1972"/>
-            <w:vAlign w:val="center"/>
-            <w:tcMar>
-              <w:top w:w="90" w:type="dxa"/>
-              <w:start w:w="110" w:type="dxa"/>
-              <w:bottom w:w="90" w:type="dxa"/>
-              <w:end w:w="110" w:type="dxa"/>
-            </w:tcMar>
           </w:tcPr>
           <w:p>
-            <w:r/>
+            <w:r>
+              <w:t>integration-tester 서브에이전트</w:t>
+            </w:r>
           </w:p>
         </w:tc>
         <w:tc>
           <w:tcPr>
             <w:tcW w:type="dxa" w:w="1972"/>
-            <w:vAlign w:val="center"/>
-            <w:tcMar>
-              <w:top w:w="90" w:type="dxa"/>
-              <w:start w:w="110" w:type="dxa"/>
-              <w:bottom w:w="90" w:type="dxa"/>
-              <w:end w:w="110" w:type="dxa"/>
-            </w:tcMar>
           </w:tcPr>
           <w:p>
-            <w:r/>
+            <w:r>
+              <w:t>완료</w:t>
+            </w:r>
           </w:p>
         </w:tc>
         <w:tc>
           <w:tcPr>
             <w:tcW w:type="dxa" w:w="1972"/>
-            <w:vAlign w:val="center"/>
-            <w:tcMar>
-              <w:top w:w="90" w:type="dxa"/>
-              <w:start w:w="110" w:type="dxa"/>
-              <w:bottom w:w="90" w:type="dxa"/>
-              <w:end w:w="110" w:type="dxa"/>
-            </w:tcMar>
           </w:tcPr>
           <w:p>
-            <w:r/>
+            <w:r>
+              <w:t>2026-09-18</w:t>
+            </w:r>
           </w:p>
         </w:tc>
         <w:tc>
           <w:tcPr>
             <w:tcW w:type="dxa" w:w="1972"/>
-            <w:vAlign w:val="center"/>
-            <w:tcMar>
-              <w:top w:w="90" w:type="dxa"/>
-              <w:start w:w="110" w:type="dxa"/>
-              <w:bottom w:w="90" w:type="dxa"/>
-              <w:end w:w="110" w:type="dxa"/>
-            </w:tcMar>
           </w:tcPr>
           <w:p>
-            <w:r/>
+            <w:r>
+              <w:t>본 문서 v0.1</w:t>
+            </w:r>
+          </w:p>
+        </w:tc>
+      </w:tr>
+      <w:tr>
+        <w:tc>
+          <w:tcPr>
+            <w:tcW w:type="dxa" w:w="1972"/>
+          </w:tcPr>
+          <w:p>
+            <w:r>
+              <w:t>기술 검토</w:t>
+            </w:r>
+          </w:p>
+        </w:tc>
+        <w:tc>
+          <w:tcPr>
+            <w:tcW w:type="dxa" w:w="1972"/>
+          </w:tcPr>
+          <w:p>
+            <w:r>
+              <w:t>사용자(프로젝트 책임자)</w:t>
+            </w:r>
+          </w:p>
+        </w:tc>
+        <w:tc>
+          <w:tcPr>
+            <w:tcW w:type="dxa" w:w="1972"/>
+          </w:tcPr>
+          <w:p>
+            <w:r>
+              <w:t>대기</w:t>
+            </w:r>
+          </w:p>
+        </w:tc>
+        <w:tc>
+          <w:tcPr>
+            <w:tcW w:type="dxa" w:w="1972"/>
+          </w:tcPr>
+          <w:p>
+            <w:r>
+              <w:t>-</w:t>
+            </w:r>
+          </w:p>
+        </w:tc>
+        <w:tc>
+          <w:tcPr>
+            <w:tcW w:type="dxa" w:w="1972"/>
+          </w:tcPr>
+          <w:p>
+            <w:r>
+              <w:t>-</w:t>
+            </w:r>
           </w:p>
         </w:tc>
       </w:tr>
@@ -850,14 +821,7 @@
         <w:ind w:left="198" w:right="113"/>
       </w:pPr>
       <w:r>
-        <w:rPr>
-          <w:rFonts w:ascii="맑은 고딕" w:hAnsi="맑은 고딕" w:eastAsia="맑은 고딕"/>
-          <w:b w:val="0"/>
-          <w:i/>
-          <w:color w:val="595959"/>
-          <w:sz w:val="19"/>
-        </w:rPr>
-        <w:t>작성 안내: Word의 자동 목차 기능으로 아래 제목을 갱신한다. 배포 전 페이지 번호와 제목 수준을 확인한다.</w:t>
+        <w:t>아래는 이 문서의 목차이다.</w:t>
       </w:r>
     </w:p>
     <w:p>
@@ -874,14 +838,7 @@
         <w:ind w:left="198" w:right="113"/>
       </w:pPr>
       <w:r>
-        <w:rPr>
-          <w:rFonts w:ascii="맑은 고딕" w:hAnsi="맑은 고딕" w:eastAsia="맑은 고딕"/>
-          <w:b w:val="0"/>
-          <w:i/>
-          <w:color w:val="595959"/>
-          <w:sz w:val="19"/>
-        </w:rPr>
-        <w:t>작성 안내: 이 문서가 필요한 이유와 적용 대상, 사용 시점을 요약한다.</w:t>
+        <w:t>이 문서의 목적, 적용범위, 적용 경계는 아래 1.1~1.3절과 같다.</w:t>
       </w:r>
     </w:p>
     <w:p>
@@ -898,14 +855,7 @@
         <w:ind w:left="198" w:right="113"/>
       </w:pPr>
       <w:r>
-        <w:rPr>
-          <w:rFonts w:ascii="맑은 고딕" w:hAnsi="맑은 고딕" w:eastAsia="맑은 고딕"/>
-          <w:b w:val="0"/>
-          <w:i/>
-          <w:color w:val="595959"/>
-          <w:sz w:val="19"/>
-        </w:rPr>
-        <w:t>작성 안내: 문서가 지원하는 개발 또는 검증 활동과 기대 결과를 기술한다.</w:t>
+        <w:t>SWA-001 §11(통합 전략)의 2단계 통합 순서를 실행 가능한 통합시험 계획으로 구체화하여, Phase 1 구현(coding 단계, git 2d1832f)의 통합 검증 근거로 삼는다.</w:t>
       </w:r>
     </w:p>
     <w:p>
@@ -922,14 +872,7 @@
         <w:ind w:left="198" w:right="113"/>
       </w:pPr>
       <w:r>
-        <w:rPr>
-          <w:rFonts w:ascii="맑은 고딕" w:hAnsi="맑은 고딕" w:eastAsia="맑은 고딕"/>
-          <w:b w:val="0"/>
-          <w:i/>
-          <w:color w:val="595959"/>
-          <w:sz w:val="19"/>
-        </w:rPr>
-        <w:t>작성 안내: 적용할 제품, 소프트웨어 구성요소, 생명주기 단계와 대상 조직을 명시한다.</w:t>
+        <w:t>Phase 1의 7개 유닛(UNIT-001~007) 전체를 SWA-001 통합 순서(1단계: 리프 6개, 2단계: Arbiter 조립)로 통합·시험한다.</w:t>
       </w:r>
     </w:p>
     <w:p>
@@ -946,14 +889,7 @@
         <w:ind w:left="198" w:right="113"/>
       </w:pPr>
       <w:r>
-        <w:rPr>
-          <w:rFonts w:ascii="맑은 고딕" w:hAnsi="맑은 고딕" w:eastAsia="맑은 고딕"/>
-          <w:b w:val="0"/>
-          <w:i/>
-          <w:color w:val="595959"/>
-          <w:sz w:val="19"/>
-        </w:rPr>
-        <w:t>작성 안내: 포함 범위와 제외 범위, 외부 조직이나 상위 수준 산출물과의 경계를 구분한다.</w:t>
+        <w:t>SWA-001과 동일: HIL/실차/HW 범위 밖. PC/SIL(Python 3.14 + unittest/coverage.py)로만 검증한다.</w:t>
       </w:r>
     </w:p>
     <w:p>
@@ -970,16 +906,158 @@
         <w:ind w:left="198" w:right="113"/>
       </w:pPr>
       <w:r>
-        <w:rPr>
-          <w:rFonts w:ascii="맑은 고딕" w:hAnsi="맑은 고딕" w:eastAsia="맑은 고딕"/>
-          <w:b w:val="0"/>
-          <w:i/>
-          <w:color w:val="595959"/>
-          <w:sz w:val="19"/>
-        </w:rPr>
-        <w:t>작성 안내: 통합 단위, 단계, 위험 우선순위, 반복 가능성과 실패 격리 원칙을 정의한다.</w:t>
+        <w:t>이번 phase의 통합 원칙은 다음과 같다.</w:t>
       </w:r>
     </w:p>
+    <w:tbl>
+      <w:tblPr>
+        <w:tblStyle w:val="TableGrid"/>
+        <w:tblW w:type="auto" w:w="0"/>
+        <w:tblLook w:firstColumn="1" w:firstRow="1" w:lastColumn="0" w:lastRow="0" w:noHBand="0" w:noVBand="1" w:val="04A0"/>
+      </w:tblPr>
+      <w:tblGrid>
+        <w:gridCol w:w="4929"/>
+        <w:gridCol w:w="4929"/>
+      </w:tblGrid>
+      <w:tr>
+        <w:tc>
+          <w:tcPr>
+            <w:tcW w:type="dxa" w:w="4929"/>
+          </w:tcPr>
+          <w:p>
+            <w:r>
+              <w:rPr>
+                <w:b/>
+              </w:rPr>
+              <w:t>항목</w:t>
+            </w:r>
+          </w:p>
+        </w:tc>
+        <w:tc>
+          <w:tcPr>
+            <w:tcW w:type="dxa" w:w="4929"/>
+          </w:tcPr>
+          <w:p>
+            <w:r>
+              <w:rPr>
+                <w:b/>
+              </w:rPr>
+              <w:t>내용</w:t>
+            </w:r>
+          </w:p>
+        </w:tc>
+      </w:tr>
+      <w:tr>
+        <w:tc>
+          <w:tcPr>
+            <w:tcW w:type="dxa" w:w="4929"/>
+          </w:tcPr>
+          <w:p>
+            <w:r>
+              <w:t>통합 단위</w:t>
+            </w:r>
+          </w:p>
+        </w:tc>
+        <w:tc>
+          <w:tcPr>
+            <w:tcW w:type="dxa" w:w="4929"/>
+          </w:tcPr>
+          <w:p>
+            <w:r>
+              <w:t>SWD-001의 유닛(UNIT-001~007)</w:t>
+            </w:r>
+          </w:p>
+        </w:tc>
+      </w:tr>
+      <w:tr>
+        <w:tc>
+          <w:tcPr>
+            <w:tcW w:type="dxa" w:w="4929"/>
+          </w:tcPr>
+          <w:p>
+            <w:r>
+              <w:t>통합 단계</w:t>
+            </w:r>
+          </w:p>
+        </w:tc>
+        <w:tc>
+          <w:tcPr>
+            <w:tcW w:type="dxa" w:w="4929"/>
+          </w:tcPr>
+          <w:p>
+            <w:r>
+              <w:t>SWA-001 §11과 동일 2단계(1단계: 리프 유닛 6개, 2단계: DoorLockArbiter 조립)</w:t>
+            </w:r>
+          </w:p>
+        </w:tc>
+      </w:tr>
+      <w:tr>
+        <w:tc>
+          <w:tcPr>
+            <w:tcW w:type="dxa" w:w="4929"/>
+          </w:tcPr>
+          <w:p>
+            <w:r>
+              <w:t>위험 우선순위</w:t>
+            </w:r>
+          </w:p>
+        </w:tc>
+        <w:tc>
+          <w:tcPr>
+            <w:tcW w:type="dxa" w:w="4929"/>
+          </w:tcPr>
+          <w:p>
+            <w:r>
+              <w:t>ASIL B 안전요구(SWR-005~021) 관련 유닛을 QM보다 먼저 검증(Phase1은 전부 ASIL B)</w:t>
+            </w:r>
+          </w:p>
+        </w:tc>
+      </w:tr>
+      <w:tr>
+        <w:tc>
+          <w:tcPr>
+            <w:tcW w:type="dxa" w:w="4929"/>
+          </w:tcPr>
+          <w:p>
+            <w:r>
+              <w:t>실패 격리 원칙</w:t>
+            </w:r>
+          </w:p>
+        </w:tc>
+        <w:tc>
+          <w:tcPr>
+            <w:tcW w:type="dxa" w:w="4929"/>
+          </w:tcPr>
+          <w:p>
+            <w:r>
+              <w:t>이전 단계가 100% pass하지 않으면 다음 단계로 진행하지 않는다(coding 단계 단위시험 통과가 1단계 진입조건)</w:t>
+            </w:r>
+          </w:p>
+        </w:tc>
+      </w:tr>
+      <w:tr>
+        <w:tc>
+          <w:tcPr>
+            <w:tcW w:type="dxa" w:w="4929"/>
+          </w:tcPr>
+          <w:p>
+            <w:r>
+              <w:t>반복 가능성</w:t>
+            </w:r>
+          </w:p>
+        </w:tc>
+        <w:tc>
+          <w:tcPr>
+            <w:tcW w:type="dxa" w:w="4929"/>
+          </w:tcPr>
+          <w:p>
+            <w:r>
+              <w:t>모든 시험은 real 객체 배선 기반 unittest로 결정론적으로 재실행 가능(OEM-NFR-001과 정합)</w:t>
+            </w:r>
+          </w:p>
+        </w:tc>
+      </w:tr>
+    </w:tbl>
     <w:p>
       <w:pPr>
         <w:pStyle w:val="Heading1"/>
@@ -994,16 +1072,194 @@
         <w:ind w:left="198" w:right="113"/>
       </w:pPr>
       <w:r>
-        <w:rPr>
-          <w:rFonts w:ascii="맑은 고딕" w:hAnsi="맑은 고딕" w:eastAsia="맑은 고딕"/>
-          <w:b w:val="0"/>
-          <w:i/>
-          <w:color w:val="595959"/>
-          <w:sz w:val="19"/>
-        </w:rPr>
-        <w:t>작성 안내: 통합 항목 ID, 선행조건, 의존성, 순서, 담당과 계획 베이스라인을 작성한다.</w:t>
+        <w:t>SWA-001 §11과 동일하다(변경 없음).</w:t>
       </w:r>
     </w:p>
+    <w:tbl>
+      <w:tblPr>
+        <w:tblStyle w:val="TableGrid"/>
+        <w:tblW w:type="auto" w:w="0"/>
+        <w:tblLook w:firstColumn="1" w:firstRow="1" w:lastColumn="0" w:lastRow="0" w:noHBand="0" w:noVBand="1" w:val="04A0"/>
+      </w:tblPr>
+      <w:tblGrid>
+        <w:gridCol w:w="1972"/>
+        <w:gridCol w:w="1972"/>
+        <w:gridCol w:w="1972"/>
+        <w:gridCol w:w="1972"/>
+        <w:gridCol w:w="1972"/>
+      </w:tblGrid>
+      <w:tr>
+        <w:tc>
+          <w:tcPr>
+            <w:tcW w:type="dxa" w:w="1972"/>
+          </w:tcPr>
+          <w:p>
+            <w:r>
+              <w:rPr>
+                <w:b/>
+              </w:rPr>
+              <w:t>단계</w:t>
+            </w:r>
+          </w:p>
+        </w:tc>
+        <w:tc>
+          <w:tcPr>
+            <w:tcW w:type="dxa" w:w="1972"/>
+          </w:tcPr>
+          <w:p>
+            <w:r>
+              <w:rPr>
+                <w:b/>
+              </w:rPr>
+              <w:t>통합 항목</w:t>
+            </w:r>
+          </w:p>
+        </w:tc>
+        <w:tc>
+          <w:tcPr>
+            <w:tcW w:type="dxa" w:w="1972"/>
+          </w:tcPr>
+          <w:p>
+            <w:r>
+              <w:rPr>
+                <w:b/>
+              </w:rPr>
+              <w:t>선행조건</w:t>
+            </w:r>
+          </w:p>
+        </w:tc>
+        <w:tc>
+          <w:tcPr>
+            <w:tcW w:type="dxa" w:w="1972"/>
+          </w:tcPr>
+          <w:p>
+            <w:r>
+              <w:rPr>
+                <w:b/>
+              </w:rPr>
+              <w:t>담당</w:t>
+            </w:r>
+          </w:p>
+        </w:tc>
+        <w:tc>
+          <w:tcPr>
+            <w:tcW w:type="dxa" w:w="1972"/>
+          </w:tcPr>
+          <w:p>
+            <w:r>
+              <w:rPr>
+                <w:b/>
+              </w:rPr>
+              <w:t>순서</w:t>
+            </w:r>
+          </w:p>
+        </w:tc>
+      </w:tr>
+      <w:tr>
+        <w:tc>
+          <w:tcPr>
+            <w:tcW w:type="dxa" w:w="1972"/>
+          </w:tcPr>
+          <w:p>
+            <w:r>
+              <w:t>1단계</w:t>
+            </w:r>
+          </w:p>
+        </w:tc>
+        <w:tc>
+          <w:tcPr>
+            <w:tcW w:type="dxa" w:w="1972"/>
+          </w:tcPr>
+          <w:p>
+            <w:r>
+              <w:t>UNIT-001, UNIT-003, UNIT-004, UNIT-005, UNIT-006, UNIT-007</w:t>
+            </w:r>
+          </w:p>
+        </w:tc>
+        <w:tc>
+          <w:tcPr>
+            <w:tcW w:type="dxa" w:w="1972"/>
+          </w:tcPr>
+          <w:p>
+            <w:r>
+              <w:t>각 유닛 단위시험 100% pass + Branch 커버리지 100%(coding 단계 완료, git 2d1832f)</w:t>
+            </w:r>
+          </w:p>
+        </w:tc>
+        <w:tc>
+          <w:tcPr>
+            <w:tcW w:type="dxa" w:w="1972"/>
+          </w:tcPr>
+          <w:p>
+            <w:r>
+              <w:t>integration-tester</w:t>
+            </w:r>
+          </w:p>
+        </w:tc>
+        <w:tc>
+          <w:tcPr>
+            <w:tcW w:type="dxa" w:w="1972"/>
+          </w:tcPr>
+          <w:p>
+            <w:r>
+              <w:t>상호 독립 — 순서 무관(병렬 가능)</w:t>
+            </w:r>
+          </w:p>
+        </w:tc>
+      </w:tr>
+      <w:tr>
+        <w:tc>
+          <w:tcPr>
+            <w:tcW w:type="dxa" w:w="1972"/>
+          </w:tcPr>
+          <w:p>
+            <w:r>
+              <w:t>2단계</w:t>
+            </w:r>
+          </w:p>
+        </w:tc>
+        <w:tc>
+          <w:tcPr>
+            <w:tcW w:type="dxa" w:w="1972"/>
+          </w:tcPr>
+          <w:p>
+            <w:r>
+              <w:t>UNIT-002 DoorLockArbiter(1단계 6개 조립)</w:t>
+            </w:r>
+          </w:p>
+        </w:tc>
+        <w:tc>
+          <w:tcPr>
+            <w:tcW w:type="dxa" w:w="1972"/>
+          </w:tcPr>
+          <w:p>
+            <w:r>
+              <w:t>1단계 전체 완료</w:t>
+            </w:r>
+          </w:p>
+        </w:tc>
+        <w:tc>
+          <w:tcPr>
+            <w:tcW w:type="dxa" w:w="1972"/>
+          </w:tcPr>
+          <w:p>
+            <w:r>
+              <w:t>integration-tester</w:t>
+            </w:r>
+          </w:p>
+        </w:tc>
+        <w:tc>
+          <w:tcPr>
+            <w:tcW w:type="dxa" w:w="1972"/>
+          </w:tcPr>
+          <w:p>
+            <w:r>
+              <w:t>1단계 이후에만 진행</w:t>
+            </w:r>
+          </w:p>
+        </w:tc>
+      </w:tr>
+    </w:tbl>
     <w:p>
       <w:pPr>
         <w:pStyle w:val="Heading1"/>
@@ -1018,16 +1274,136 @@
         <w:ind w:left="198" w:right="113"/>
       </w:pPr>
       <w:r>
-        <w:rPr>
-          <w:rFonts w:ascii="맑은 고딕" w:hAnsi="맑은 고딕" w:eastAsia="맑은 고딕"/>
-          <w:b w:val="0"/>
-          <w:i/>
-          <w:color w:val="595959"/>
-          <w:sz w:val="19"/>
-        </w:rPr>
-        <w:t>작성 안내: 도구, 실행환경, 소프트웨어 버전, 시험 데이터와 형상 식별 방법을 기록한다.</w:t>
+        <w:t>통합시험 실행 환경과 형상은 다음과 같다.</w:t>
       </w:r>
     </w:p>
+    <w:tbl>
+      <w:tblPr>
+        <w:tblStyle w:val="TableGrid"/>
+        <w:tblW w:type="auto" w:w="0"/>
+        <w:tblLook w:firstColumn="1" w:firstRow="1" w:lastColumn="0" w:lastRow="0" w:noHBand="0" w:noVBand="1" w:val="04A0"/>
+      </w:tblPr>
+      <w:tblGrid>
+        <w:gridCol w:w="4929"/>
+        <w:gridCol w:w="4929"/>
+      </w:tblGrid>
+      <w:tr>
+        <w:tc>
+          <w:tcPr>
+            <w:tcW w:type="dxa" w:w="4929"/>
+          </w:tcPr>
+          <w:p>
+            <w:r>
+              <w:rPr>
+                <w:b/>
+              </w:rPr>
+              <w:t>항목</w:t>
+            </w:r>
+          </w:p>
+        </w:tc>
+        <w:tc>
+          <w:tcPr>
+            <w:tcW w:type="dxa" w:w="4929"/>
+          </w:tcPr>
+          <w:p>
+            <w:r>
+              <w:rPr>
+                <w:b/>
+              </w:rPr>
+              <w:t>내용</w:t>
+            </w:r>
+          </w:p>
+        </w:tc>
+      </w:tr>
+      <w:tr>
+        <w:tc>
+          <w:tcPr>
+            <w:tcW w:type="dxa" w:w="4929"/>
+          </w:tcPr>
+          <w:p>
+            <w:r>
+              <w:t>실행 환경</w:t>
+            </w:r>
+          </w:p>
+        </w:tc>
+        <w:tc>
+          <w:tcPr>
+            <w:tcW w:type="dxa" w:w="4929"/>
+          </w:tcPr>
+          <w:p>
+            <w:r>
+              <w:t>Python 3.14, PC/SIL 단일 프로세스</w:t>
+            </w:r>
+          </w:p>
+        </w:tc>
+      </w:tr>
+      <w:tr>
+        <w:tc>
+          <w:tcPr>
+            <w:tcW w:type="dxa" w:w="4929"/>
+          </w:tcPr>
+          <w:p>
+            <w:r>
+              <w:t>도구</w:t>
+            </w:r>
+          </w:p>
+        </w:tc>
+        <w:tc>
+          <w:tcPr>
+            <w:tcW w:type="dxa" w:w="4929"/>
+          </w:tcPr>
+          <w:p>
+            <w:r>
+              <w:t>unittest(시험 실행), coverage.py --branch(구조적 커버리지 측정)</w:t>
+            </w:r>
+          </w:p>
+        </w:tc>
+      </w:tr>
+      <w:tr>
+        <w:tc>
+          <w:tcPr>
+            <w:tcW w:type="dxa" w:w="4929"/>
+          </w:tcPr>
+          <w:p>
+            <w:r>
+              <w:t>소스 형상</w:t>
+            </w:r>
+          </w:p>
+        </w:tc>
+        <w:tc>
+          <w:tcPr>
+            <w:tcW w:type="dxa" w:w="4929"/>
+          </w:tcPr>
+          <w:p>
+            <w:r>
+              <w:t>git commit 2d1832f (Phase 1 stage 4 구현) 기준</w:t>
+            </w:r>
+          </w:p>
+        </w:tc>
+      </w:tr>
+      <w:tr>
+        <w:tc>
+          <w:tcPr>
+            <w:tcW w:type="dxa" w:w="4929"/>
+          </w:tcPr>
+          <w:p>
+            <w:r>
+              <w:t>시험 데이터</w:t>
+            </w:r>
+          </w:p>
+        </w:tc>
+        <w:tc>
+          <w:tcPr>
+            <w:tcW w:type="dxa" w:w="4929"/>
+          </w:tcPr>
+          <w:p>
+            <w:r>
+              <w:t>tests/integration/test_full_pipeline_integration.py 내 RawVehicleSignal 리터럴(외부 데이터 파일 없음)</w:t>
+            </w:r>
+          </w:p>
+        </w:tc>
+      </w:tr>
+    </w:tbl>
     <w:p>
       <w:pPr>
         <w:pStyle w:val="Heading1"/>
@@ -1042,16 +1418,136 @@
         <w:ind w:left="198" w:right="113"/>
       </w:pPr>
       <w:r>
-        <w:rPr>
-          <w:rFonts w:ascii="맑은 고딕" w:hAnsi="맑은 고딕" w:eastAsia="맑은 고딕"/>
-          <w:b w:val="0"/>
-          <w:i/>
-          <w:color w:val="595959"/>
-          <w:sz w:val="19"/>
-        </w:rPr>
-        <w:t>작성 안내: 각 통합 단계의 시작, 중단, 재개와 완료를 판정할 객관적 기준을 정의한다.</w:t>
+        <w:t>각 단계의 진입·종료·중단 기준은 다음과 같다.</w:t>
       </w:r>
     </w:p>
+    <w:tbl>
+      <w:tblPr>
+        <w:tblStyle w:val="TableGrid"/>
+        <w:tblW w:type="auto" w:w="0"/>
+        <w:tblLook w:firstColumn="1" w:firstRow="1" w:lastColumn="0" w:lastRow="0" w:noHBand="0" w:noVBand="1" w:val="04A0"/>
+      </w:tblPr>
+      <w:tblGrid>
+        <w:gridCol w:w="4929"/>
+        <w:gridCol w:w="4929"/>
+      </w:tblGrid>
+      <w:tr>
+        <w:tc>
+          <w:tcPr>
+            <w:tcW w:type="dxa" w:w="4929"/>
+          </w:tcPr>
+          <w:p>
+            <w:r>
+              <w:rPr>
+                <w:b/>
+              </w:rPr>
+              <w:t>구분</w:t>
+            </w:r>
+          </w:p>
+        </w:tc>
+        <w:tc>
+          <w:tcPr>
+            <w:tcW w:type="dxa" w:w="4929"/>
+          </w:tcPr>
+          <w:p>
+            <w:r>
+              <w:rPr>
+                <w:b/>
+              </w:rPr>
+              <w:t>기준</w:t>
+            </w:r>
+          </w:p>
+        </w:tc>
+      </w:tr>
+      <w:tr>
+        <w:tc>
+          <w:tcPr>
+            <w:tcW w:type="dxa" w:w="4929"/>
+          </w:tcPr>
+          <w:p>
+            <w:r>
+              <w:t>1단계 진입</w:t>
+            </w:r>
+          </w:p>
+        </w:tc>
+        <w:tc>
+          <w:tcPr>
+            <w:tcW w:type="dxa" w:w="4929"/>
+          </w:tcPr>
+          <w:p>
+            <w:r>
+              <w:t>coding 단계 단위시험 32/32 pass, Branch 커버리지 100%(git 2d1832f)</w:t>
+            </w:r>
+          </w:p>
+        </w:tc>
+      </w:tr>
+      <w:tr>
+        <w:tc>
+          <w:tcPr>
+            <w:tcW w:type="dxa" w:w="4929"/>
+          </w:tcPr>
+          <w:p>
+            <w:r>
+              <w:t>2단계 진입</w:t>
+            </w:r>
+          </w:p>
+        </w:tc>
+        <w:tc>
+          <w:tcPr>
+            <w:tcW w:type="dxa" w:w="4929"/>
+          </w:tcPr>
+          <w:p>
+            <w:r>
+              <w:t>1단계 전체 완료(아래 §5 종료기준 충족)</w:t>
+            </w:r>
+          </w:p>
+        </w:tc>
+      </w:tr>
+      <w:tr>
+        <w:tc>
+          <w:tcPr>
+            <w:tcW w:type="dxa" w:w="4929"/>
+          </w:tcPr>
+          <w:p>
+            <w:r>
+              <w:t>단계 종료(공통)</w:t>
+            </w:r>
+          </w:p>
+        </w:tc>
+        <w:tc>
+          <w:tcPr>
+            <w:tcW w:type="dxa" w:w="4929"/>
+          </w:tcPr>
+          <w:p>
+            <w:r>
+              <w:t>해당 단계 통합시험 케이스 전부 pass(테스트 성공률 100%) + 함수·Call 커버리지 100%(예외 §7 참조)</w:t>
+            </w:r>
+          </w:p>
+        </w:tc>
+      </w:tr>
+      <w:tr>
+        <w:tc>
+          <w:tcPr>
+            <w:tcW w:type="dxa" w:w="4929"/>
+          </w:tcPr>
+          <w:p>
+            <w:r>
+              <w:t>중단 기준</w:t>
+            </w:r>
+          </w:p>
+        </w:tc>
+        <w:tc>
+          <w:tcPr>
+            <w:tcW w:type="dxa" w:w="4929"/>
+          </w:tcPr>
+          <w:p>
+            <w:r>
+              <w:t>동일 결함이 재시험에서도 재현되면 중단하고 상세설계/구현 단계로 결함을 회부</w:t>
+            </w:r>
+          </w:p>
+        </w:tc>
+      </w:tr>
+    </w:tbl>
     <w:p>
       <w:pPr>
         <w:pStyle w:val="Heading1"/>
@@ -1066,16 +1562,610 @@
         <w:ind w:left="198" w:right="113"/>
       </w:pPr>
       <w:r>
-        <w:rPr>
-          <w:rFonts w:ascii="맑은 고딕" w:hAnsi="맑은 고딕" w:eastAsia="맑은 고딕"/>
-          <w:b w:val="0"/>
-          <w:i/>
-          <w:color w:val="595959"/>
-          <w:sz w:val="19"/>
-        </w:rPr>
-        <w:t>작성 안내: 인터페이스와 통합 위험을 다루는 시험 ID, 추적 대상, 기대결과와 자동화 여부를 요약한다.</w:t>
+        <w:t>실행 코드는 tests/integration/test_full_pipeline_integration.py이며, 요약은 다음과 같다(전체 상세는 INT-002 참조).</w:t>
       </w:r>
     </w:p>
+    <w:tbl>
+      <w:tblPr>
+        <w:tblStyle w:val="TableGrid"/>
+        <w:tblW w:type="auto" w:w="0"/>
+        <w:tblLook w:firstColumn="1" w:firstRow="1" w:lastColumn="0" w:lastRow="0" w:noHBand="0" w:noVBand="1" w:val="04A0"/>
+      </w:tblPr>
+      <w:tblGrid>
+        <w:gridCol w:w="1972"/>
+        <w:gridCol w:w="1972"/>
+        <w:gridCol w:w="1972"/>
+        <w:gridCol w:w="1972"/>
+        <w:gridCol w:w="1972"/>
+      </w:tblGrid>
+      <w:tr>
+        <w:tc>
+          <w:tcPr>
+            <w:tcW w:type="dxa" w:w="1972"/>
+          </w:tcPr>
+          <w:p>
+            <w:r>
+              <w:rPr>
+                <w:b/>
+              </w:rPr>
+              <w:t>케이스 ID</w:t>
+            </w:r>
+          </w:p>
+        </w:tc>
+        <w:tc>
+          <w:tcPr>
+            <w:tcW w:type="dxa" w:w="1972"/>
+          </w:tcPr>
+          <w:p>
+            <w:r>
+              <w:rPr>
+                <w:b/>
+              </w:rPr>
+              <w:t>대상 인터페이스</w:t>
+            </w:r>
+          </w:p>
+        </w:tc>
+        <w:tc>
+          <w:tcPr>
+            <w:tcW w:type="dxa" w:w="1972"/>
+          </w:tcPr>
+          <w:p>
+            <w:r>
+              <w:rPr>
+                <w:b/>
+              </w:rPr>
+              <w:t>적용 기법</w:t>
+            </w:r>
+          </w:p>
+        </w:tc>
+        <w:tc>
+          <w:tcPr>
+            <w:tcW w:type="dxa" w:w="1972"/>
+          </w:tcPr>
+          <w:p>
+            <w:r>
+              <w:rPr>
+                <w:b/>
+              </w:rPr>
+              <w:t>긍정/부정</w:t>
+            </w:r>
+          </w:p>
+        </w:tc>
+        <w:tc>
+          <w:tcPr>
+            <w:tcW w:type="dxa" w:w="1972"/>
+          </w:tcPr>
+          <w:p>
+            <w:r>
+              <w:rPr>
+                <w:b/>
+              </w:rPr>
+              <w:t>기대 결과 요약</w:t>
+            </w:r>
+          </w:p>
+        </w:tc>
+      </w:tr>
+      <w:tr>
+        <w:tc>
+          <w:tcPr>
+            <w:tcW w:type="dxa" w:w="1972"/>
+          </w:tcPr>
+          <w:p>
+            <w:r>
+              <w:t>INT-CASE-001</w:t>
+            </w:r>
+          </w:p>
+        </w:tc>
+        <w:tc>
+          <w:tcPr>
+            <w:tcW w:type="dxa" w:w="1972"/>
+          </w:tcPr>
+          <w:p>
+            <w:r>
+              <w:t>IF-INT-001~003 전체(SWR-007)</w:t>
+            </w:r>
+          </w:p>
+        </w:tc>
+        <w:tc>
+          <w:tcPr>
+            <w:tcW w:type="dxa" w:w="1972"/>
+          </w:tcPr>
+          <w:p>
+            <w:r>
+              <w:t>요구사항 기반+인터페이스</w:t>
+            </w:r>
+          </w:p>
+        </w:tc>
+        <w:tc>
+          <w:tcPr>
+            <w:tcW w:type="dxa" w:w="1972"/>
+          </w:tcPr>
+          <w:p>
+            <w:r>
+              <w:t>긍정</w:t>
+            </w:r>
+          </w:p>
+        </w:tc>
+        <w:tc>
+          <w:tcPr>
+            <w:tcW w:type="dxa" w:w="1972"/>
+          </w:tcPr>
+          <w:p>
+            <w:r>
+              <w:t>crash CONFIRMED → 양쪽 RELEASE</w:t>
+            </w:r>
+          </w:p>
+        </w:tc>
+      </w:tr>
+      <w:tr>
+        <w:tc>
+          <w:tcPr>
+            <w:tcW w:type="dxa" w:w="1972"/>
+          </w:tcPr>
+          <w:p>
+            <w:r>
+              <w:t>INT-CASE-002</w:t>
+            </w:r>
+          </w:p>
+        </w:tc>
+        <w:tc>
+          <w:tcPr>
+            <w:tcW w:type="dxa" w:w="1972"/>
+          </w:tcPr>
+          <w:p>
+            <w:r>
+              <w:t>IF-INT-001~003 전체(SWR-005/009)</w:t>
+            </w:r>
+          </w:p>
+        </w:tc>
+        <w:tc>
+          <w:tcPr>
+            <w:tcW w:type="dxa" w:w="1972"/>
+          </w:tcPr>
+          <w:p>
+            <w:r>
+              <w:t>요구사항 기반</w:t>
+            </w:r>
+          </w:p>
+        </w:tc>
+        <w:tc>
+          <w:tcPr>
+            <w:tcW w:type="dxa" w:w="1972"/>
+          </w:tcPr>
+          <w:p>
+            <w:r>
+              <w:t>긍정</w:t>
+            </w:r>
+          </w:p>
+        </w:tc>
+        <w:tc>
+          <w:tcPr>
+            <w:tcW w:type="dxa" w:w="1972"/>
+          </w:tcPr>
+          <w:p>
+            <w:r>
+              <w:t>좌측 위험 → 좌측만 LOCK</w:t>
+            </w:r>
+          </w:p>
+        </w:tc>
+      </w:tr>
+      <w:tr>
+        <w:tc>
+          <w:tcPr>
+            <w:tcW w:type="dxa" w:w="1972"/>
+          </w:tcPr>
+          <w:p>
+            <w:r>
+              <w:t>INT-CASE-003</w:t>
+            </w:r>
+          </w:p>
+        </w:tc>
+        <w:tc>
+          <w:tcPr>
+            <w:tcW w:type="dxa" w:w="1972"/>
+          </w:tcPr>
+          <w:p>
+            <w:r>
+              <w:t>IF-INT-001~003 전체(SWR-021a/b)</w:t>
+            </w:r>
+          </w:p>
+        </w:tc>
+        <w:tc>
+          <w:tcPr>
+            <w:tcW w:type="dxa" w:w="1972"/>
+          </w:tcPr>
+          <w:p>
+            <w:r>
+              <w:t>요구사항 기반</w:t>
+            </w:r>
+          </w:p>
+        </w:tc>
+        <w:tc>
+          <w:tcPr>
+            <w:tcW w:type="dxa" w:w="1972"/>
+          </w:tcPr>
+          <w:p>
+            <w:r>
+              <w:t>긍정</w:t>
+            </w:r>
+          </w:p>
+        </w:tc>
+        <w:tc>
+          <w:tcPr>
+            <w:tcW w:type="dxa" w:w="1972"/>
+          </w:tcPr>
+          <w:p>
+            <w:r>
+              <w:t>센서고장 → 직전 출력 유지+FAULT</w:t>
+            </w:r>
+          </w:p>
+        </w:tc>
+      </w:tr>
+      <w:tr>
+        <w:tc>
+          <w:tcPr>
+            <w:tcW w:type="dxa" w:w="1972"/>
+          </w:tcPr>
+          <w:p>
+            <w:r>
+              <w:t>INT-CASE-004</w:t>
+            </w:r>
+          </w:p>
+        </w:tc>
+        <w:tc>
+          <w:tcPr>
+            <w:tcW w:type="dxa" w:w="1972"/>
+          </w:tcPr>
+          <w:p>
+            <w:r>
+              <w:t>IF-INT-001~003 전체</w:t>
+            </w:r>
+          </w:p>
+        </w:tc>
+        <w:tc>
+          <w:tcPr>
+            <w:tcW w:type="dxa" w:w="1972"/>
+          </w:tcPr>
+          <w:p>
+            <w:r>
+              <w:t>요구사항 기반(§7 정책표 4행)</w:t>
+            </w:r>
+          </w:p>
+        </w:tc>
+        <w:tc>
+          <w:tcPr>
+            <w:tcW w:type="dxa" w:w="1972"/>
+          </w:tcPr>
+          <w:p>
+            <w:r>
+              <w:t>긍정</w:t>
+            </w:r>
+          </w:p>
+        </w:tc>
+        <w:tc>
+          <w:tcPr>
+            <w:tcW w:type="dxa" w:w="1972"/>
+          </w:tcPr>
+          <w:p>
+            <w:r>
+              <w:t>무조건 → 직전 출력 유지</w:t>
+            </w:r>
+          </w:p>
+        </w:tc>
+      </w:tr>
+      <w:tr>
+        <w:tc>
+          <w:tcPr>
+            <w:tcW w:type="dxa" w:w="1972"/>
+          </w:tcPr>
+          <w:p>
+            <w:r>
+              <w:t>INT-CASE-005</w:t>
+            </w:r>
+          </w:p>
+        </w:tc>
+        <w:tc>
+          <w:tcPr>
+            <w:tcW w:type="dxa" w:w="1972"/>
+          </w:tcPr>
+          <w:p>
+            <w:r>
+              <w:t>IF-INT-001(freshness)</w:t>
+            </w:r>
+          </w:p>
+        </w:tc>
+        <w:tc>
+          <w:tcPr>
+            <w:tcW w:type="dxa" w:w="1972"/>
+          </w:tcPr>
+          <w:p>
+            <w:r>
+              <w:t>결함주입(SWR-013a)</w:t>
+            </w:r>
+          </w:p>
+        </w:tc>
+        <w:tc>
+          <w:tcPr>
+            <w:tcW w:type="dxa" w:w="1972"/>
+          </w:tcPr>
+          <w:p>
+            <w:r>
+              <w:t>부정</w:t>
+            </w:r>
+          </w:p>
+        </w:tc>
+        <w:tc>
+          <w:tcPr>
+            <w:tcW w:type="dxa" w:w="1972"/>
+          </w:tcPr>
+          <w:p>
+            <w:r>
+              <w:t>stale 입력 → DEGRADED 전파</w:t>
+            </w:r>
+          </w:p>
+        </w:tc>
+      </w:tr>
+      <w:tr>
+        <w:tc>
+          <w:tcPr>
+            <w:tcW w:type="dxa" w:w="1972"/>
+          </w:tcPr>
+          <w:p>
+            <w:r>
+              <w:t>INT-CASE-006</w:t>
+            </w:r>
+          </w:p>
+        </w:tc>
+        <w:tc>
+          <w:tcPr>
+            <w:tcW w:type="dxa" w:w="1972"/>
+          </w:tcPr>
+          <w:p>
+            <w:r>
+              <w:t>IF-INT-001(형식)</w:t>
+            </w:r>
+          </w:p>
+        </w:tc>
+        <w:tc>
+          <w:tcPr>
+            <w:tcW w:type="dxa" w:w="1972"/>
+          </w:tcPr>
+          <w:p>
+            <w:r>
+              <w:t>결함주입+오류추정(SWR-013b)</w:t>
+            </w:r>
+          </w:p>
+        </w:tc>
+        <w:tc>
+          <w:tcPr>
+            <w:tcW w:type="dxa" w:w="1972"/>
+          </w:tcPr>
+          <w:p>
+            <w:r>
+              <w:t>부정</w:t>
+            </w:r>
+          </w:p>
+        </w:tc>
+        <w:tc>
+          <w:tcPr>
+            <w:tcW w:type="dxa" w:w="1972"/>
+          </w:tcPr>
+          <w:p>
+            <w:r>
+              <w:t>무효 crash_status → 안전 무시, 예외 없음</w:t>
+            </w:r>
+          </w:p>
+        </w:tc>
+      </w:tr>
+      <w:tr>
+        <w:tc>
+          <w:tcPr>
+            <w:tcW w:type="dxa" w:w="1972"/>
+          </w:tcPr>
+          <w:p>
+            <w:r>
+              <w:t>INT-CASE-007</w:t>
+            </w:r>
+          </w:p>
+        </w:tc>
+        <w:tc>
+          <w:tcPr>
+            <w:tcW w:type="dxa" w:w="1972"/>
+          </w:tcPr>
+          <w:p>
+            <w:r>
+              <w:t>IF-INT-002(우선순위)</w:t>
+            </w:r>
+          </w:p>
+        </w:tc>
+        <w:tc>
+          <w:tcPr>
+            <w:tcW w:type="dxa" w:w="1972"/>
+          </w:tcPr>
+          <w:p>
+            <w:r>
+              <w:t>결정테이블(§7 1행)</w:t>
+            </w:r>
+          </w:p>
+        </w:tc>
+        <w:tc>
+          <w:tcPr>
+            <w:tcW w:type="dxa" w:w="1972"/>
+          </w:tcPr>
+          <w:p>
+            <w:r>
+              <w:t>긍정</w:t>
+            </w:r>
+          </w:p>
+        </w:tc>
+        <w:tc>
+          <w:tcPr>
+            <w:tcW w:type="dxa" w:w="1972"/>
+          </w:tcPr>
+          <w:p>
+            <w:r>
+              <w:t>crash+sensorFault 동시 → crash 승리</w:t>
+            </w:r>
+          </w:p>
+        </w:tc>
+      </w:tr>
+      <w:tr>
+        <w:tc>
+          <w:tcPr>
+            <w:tcW w:type="dxa" w:w="1972"/>
+          </w:tcPr>
+          <w:p>
+            <w:r>
+              <w:t>INT-CASE-008</w:t>
+            </w:r>
+          </w:p>
+        </w:tc>
+        <w:tc>
+          <w:tcPr>
+            <w:tcW w:type="dxa" w:w="1972"/>
+          </w:tcPr>
+          <w:p>
+            <w:r>
+              <w:t>IF-INT-002(우선순위)</w:t>
+            </w:r>
+          </w:p>
+        </w:tc>
+        <w:tc>
+          <w:tcPr>
+            <w:tcW w:type="dxa" w:w="1972"/>
+          </w:tcPr>
+          <w:p>
+            <w:r>
+              <w:t>결정테이블(§7 2행)</w:t>
+            </w:r>
+          </w:p>
+        </w:tc>
+        <w:tc>
+          <w:tcPr>
+            <w:tcW w:type="dxa" w:w="1972"/>
+          </w:tcPr>
+          <w:p>
+            <w:r>
+              <w:t>긍정</w:t>
+            </w:r>
+          </w:p>
+        </w:tc>
+        <w:tc>
+          <w:tcPr>
+            <w:tcW w:type="dxa" w:w="1972"/>
+          </w:tcPr>
+          <w:p>
+            <w:r>
+              <w:t>sensorFault+접근위험 동시 → sensorFault 승리</w:t>
+            </w:r>
+          </w:p>
+        </w:tc>
+      </w:tr>
+      <w:tr>
+        <w:tc>
+          <w:tcPr>
+            <w:tcW w:type="dxa" w:w="1972"/>
+          </w:tcPr>
+          <w:p>
+            <w:r>
+              <w:t>INT-CASE-009</w:t>
+            </w:r>
+          </w:p>
+        </w:tc>
+        <w:tc>
+          <w:tcPr>
+            <w:tcW w:type="dxa" w:w="1972"/>
+          </w:tcPr>
+          <w:p>
+            <w:r>
+              <w:t>IF-INT-002(오류격리)</w:t>
+            </w:r>
+          </w:p>
+        </w:tc>
+        <w:tc>
+          <w:tcPr>
+            <w:tcW w:type="dxa" w:w="1972"/>
+          </w:tcPr>
+          <w:p>
+            <w:r>
+              <w:t>결함주입</w:t>
+            </w:r>
+          </w:p>
+        </w:tc>
+        <w:tc>
+          <w:tcPr>
+            <w:tcW w:type="dxa" w:w="1972"/>
+          </w:tcPr>
+          <w:p>
+            <w:r>
+              <w:t>부정</w:t>
+            </w:r>
+          </w:p>
+        </w:tc>
+        <w:tc>
+          <w:tcPr>
+            <w:tcW w:type="dxa" w:w="1972"/>
+          </w:tcPr>
+          <w:p>
+            <w:r>
+              <w:t>Handler 예외 → DefaultHandler로 안전 폴백</w:t>
+            </w:r>
+          </w:p>
+        </w:tc>
+      </w:tr>
+      <w:tr>
+        <w:tc>
+          <w:tcPr>
+            <w:tcW w:type="dxa" w:w="1972"/>
+          </w:tcPr>
+          <w:p>
+            <w:r>
+              <w:t>INT-CASE-010</w:t>
+            </w:r>
+          </w:p>
+        </w:tc>
+        <w:tc>
+          <w:tcPr>
+            <w:tcW w:type="dxa" w:w="1972"/>
+          </w:tcPr>
+          <w:p>
+            <w:r>
+              <w:t>IF-INT-003(오류격리)</w:t>
+            </w:r>
+          </w:p>
+        </w:tc>
+        <w:tc>
+          <w:tcPr>
+            <w:tcW w:type="dxa" w:w="1972"/>
+          </w:tcPr>
+          <w:p>
+            <w:r>
+              <w:t>결함주입</w:t>
+            </w:r>
+          </w:p>
+        </w:tc>
+        <w:tc>
+          <w:tcPr>
+            <w:tcW w:type="dxa" w:w="1972"/>
+          </w:tcPr>
+          <w:p>
+            <w:r>
+              <w:t>부정</w:t>
+            </w:r>
+          </w:p>
+        </w:tc>
+        <w:tc>
+          <w:tcPr>
+            <w:tcW w:type="dxa" w:w="1972"/>
+          </w:tcPr>
+          <w:p>
+            <w:r>
+              <w:t>Actuator 발행 실패 → 예외 미전파</w:t>
+            </w:r>
+          </w:p>
+        </w:tc>
+      </w:tr>
+    </w:tbl>
     <w:p>
       <w:pPr>
         <w:pStyle w:val="Heading1"/>
@@ -1090,16 +2180,190 @@
         <w:ind w:left="198" w:right="113"/>
       </w:pPr>
       <w:r>
-        <w:rPr>
-          <w:rFonts w:ascii="맑은 고딕" w:hAnsi="맑은 고딕" w:eastAsia="맑은 고딕"/>
-          <w:b w:val="0"/>
-          <w:i/>
-          <w:color w:val="595959"/>
-          <w:sz w:val="19"/>
-        </w:rPr>
-        <w:t>작성 안내: 경계값, 동등분할, 의사결정표, 상태전이 등 기법의 선정 근거와 적용 대상을 기록한다.</w:t>
+        <w:t>ISO 26262-6 기반 기법 선정 근거는 다음과 같다.</w:t>
       </w:r>
     </w:p>
+    <w:tbl>
+      <w:tblPr>
+        <w:tblStyle w:val="TableGrid"/>
+        <w:tblW w:type="auto" w:w="0"/>
+        <w:tblLook w:firstColumn="1" w:firstRow="1" w:lastColumn="0" w:lastRow="0" w:noHBand="0" w:noVBand="1" w:val="04A0"/>
+      </w:tblPr>
+      <w:tblGrid>
+        <w:gridCol w:w="3286"/>
+        <w:gridCol w:w="3286"/>
+        <w:gridCol w:w="3286"/>
+      </w:tblGrid>
+      <w:tr>
+        <w:tc>
+          <w:tcPr>
+            <w:tcW w:type="dxa" w:w="3286"/>
+          </w:tcPr>
+          <w:p>
+            <w:r>
+              <w:rPr>
+                <w:b/>
+              </w:rPr>
+              <w:t>기법</w:t>
+            </w:r>
+          </w:p>
+        </w:tc>
+        <w:tc>
+          <w:tcPr>
+            <w:tcW w:type="dxa" w:w="3286"/>
+          </w:tcPr>
+          <w:p>
+            <w:r>
+              <w:rPr>
+                <w:b/>
+              </w:rPr>
+              <w:t>선정 근거</w:t>
+            </w:r>
+          </w:p>
+        </w:tc>
+        <w:tc>
+          <w:tcPr>
+            <w:tcW w:type="dxa" w:w="3286"/>
+          </w:tcPr>
+          <w:p>
+            <w:r>
+              <w:rPr>
+                <w:b/>
+              </w:rPr>
+              <w:t>적용 대상</w:t>
+            </w:r>
+          </w:p>
+        </w:tc>
+      </w:tr>
+      <w:tr>
+        <w:tc>
+          <w:tcPr>
+            <w:tcW w:type="dxa" w:w="3286"/>
+          </w:tcPr>
+          <w:p>
+            <w:r>
+              <w:t>요구사항 기반 시험</w:t>
+            </w:r>
+          </w:p>
+        </w:tc>
+        <w:tc>
+          <w:tcPr>
+            <w:tcW w:type="dxa" w:w="3286"/>
+          </w:tcPr>
+          <w:p>
+            <w:r>
+              <w:t>ISO 26262-6 Clause 10 — 통합된 컴포넌트 조합이 SWR을 만족하는지 확인</w:t>
+            </w:r>
+          </w:p>
+        </w:tc>
+        <w:tc>
+          <w:tcPr>
+            <w:tcW w:type="dxa" w:w="3286"/>
+          </w:tcPr>
+          <w:p>
+            <w:r>
+              <w:t>INT-CASE-001~004</w:t>
+            </w:r>
+          </w:p>
+        </w:tc>
+      </w:tr>
+      <w:tr>
+        <w:tc>
+          <w:tcPr>
+            <w:tcW w:type="dxa" w:w="3286"/>
+          </w:tcPr>
+          <w:p>
+            <w:r>
+              <w:t>인터페이스 시험</w:t>
+            </w:r>
+          </w:p>
+        </w:tc>
+        <w:tc>
+          <w:tcPr>
+            <w:tcW w:type="dxa" w:w="3286"/>
+          </w:tcPr>
+          <w:p>
+            <w:r>
+              <w:t>IF-INT-001~003 시그니처/계약 실제 호출로 검증</w:t>
+            </w:r>
+          </w:p>
+        </w:tc>
+        <w:tc>
+          <w:tcPr>
+            <w:tcW w:type="dxa" w:w="3286"/>
+          </w:tcPr>
+          <w:p>
+            <w:r>
+              <w:t>전 케이스(실제 객체 배선)</w:t>
+            </w:r>
+          </w:p>
+        </w:tc>
+      </w:tr>
+      <w:tr>
+        <w:tc>
+          <w:tcPr>
+            <w:tcW w:type="dxa" w:w="3286"/>
+          </w:tcPr>
+          <w:p>
+            <w:r>
+              <w:t>결함주입 시험</w:t>
+            </w:r>
+          </w:p>
+        </w:tc>
+        <w:tc>
+          <w:tcPr>
+            <w:tcW w:type="dxa" w:w="3286"/>
+          </w:tcPr>
+          <w:p>
+            <w:r>
+              <w:t>오류·예외 경로가 설계대로 안전하게 처리되는지 확인</w:t>
+            </w:r>
+          </w:p>
+        </w:tc>
+        <w:tc>
+          <w:tcPr>
+            <w:tcW w:type="dxa" w:w="3286"/>
+          </w:tcPr>
+          <w:p>
+            <w:r>
+              <w:t>INT-CASE-005,006,009,010</w:t>
+            </w:r>
+          </w:p>
+        </w:tc>
+      </w:tr>
+      <w:tr>
+        <w:tc>
+          <w:tcPr>
+            <w:tcW w:type="dxa" w:w="3286"/>
+          </w:tcPr>
+          <w:p>
+            <w:r>
+              <w:t>결정테이블</w:t>
+            </w:r>
+          </w:p>
+        </w:tc>
+        <w:tc>
+          <w:tcPr>
+            <w:tcW w:type="dxa" w:w="3286"/>
+          </w:tcPr>
+          <w:p>
+            <w:r>
+              <w:t>SWD-001 §7 정책 의사결정표의 조건 조합을 통합 레벨에서 재검증</w:t>
+            </w:r>
+          </w:p>
+        </w:tc>
+        <w:tc>
+          <w:tcPr>
+            <w:tcW w:type="dxa" w:w="3286"/>
+          </w:tcPr>
+          <w:p>
+            <w:r>
+              <w:t>INT-CASE-007,008</w:t>
+            </w:r>
+          </w:p>
+        </w:tc>
+      </w:tr>
+    </w:tbl>
     <w:p>
       <w:pPr>
         <w:pStyle w:val="Heading1"/>
@@ -1114,14 +2378,7 @@
         <w:ind w:left="198" w:right="113"/>
       </w:pPr>
       <w:r>
-        <w:rPr>
-          <w:rFonts w:ascii="맑은 고딕" w:hAnsi="맑은 고딕" w:eastAsia="맑은 고딕"/>
-          <w:b w:val="0"/>
-          <w:i/>
-          <w:color w:val="595959"/>
-          <w:sz w:val="19"/>
-        </w:rPr>
-        <w:t>작성 안내: 실행 식별자, 시각, 환경, 실제결과, 증거 위치와 결함 연결 방법을 정한다.</w:t>
+        <w:t>실행 식별자: git commit 해시. 시각: 실행 시점 시스템 시각. 환경: §4와 동일. 실제 결과: unittest 실행 로그(pass/fail). 증거 위치: INT-003(SW 통합시험 결과서). 결함 연결: fail 케이스는 INT-003에 결함으로 기록하고 수정 후 재실행한다.</w:t>
       </w:r>
     </w:p>
     <w:p>
@@ -1138,14 +2395,7 @@
         <w:ind w:left="198" w:right="113"/>
       </w:pPr>
       <w:r>
-        <w:rPr>
-          <w:rFonts w:ascii="맑은 고딕" w:hAnsi="맑은 고딕" w:eastAsia="맑은 고딕"/>
-          <w:b w:val="0"/>
-          <w:i/>
-          <w:color w:val="595959"/>
-          <w:sz w:val="19"/>
-        </w:rPr>
-        <w:t>작성 안내: 변경 영향에 따른 회귀 범위 선정, 자동 실행과 결과 비교 방법을 정의한다.</w:t>
+        <w:t>Phase 1 범위가 작아 변경 시 전체 통합시험(10개 케이스)을 재실행한다. Phase 2·3에서 항목이 늘어나면 변경 영향 컴포넌트를 우선 재실행하고 최종적으로 전체를 재실행한다.</w:t>
       </w:r>
     </w:p>
     <w:p>
@@ -1162,14 +2412,7 @@
         <w:ind w:left="198" w:right="113"/>
       </w:pPr>
       <w:r>
-        <w:rPr>
-          <w:rFonts w:ascii="맑은 고딕" w:hAnsi="맑은 고딕" w:eastAsia="맑은 고딕"/>
-          <w:b w:val="0"/>
-          <w:i/>
-          <w:color w:val="595959"/>
-          <w:sz w:val="19"/>
-        </w:rPr>
-        <w:t>작성 안내: 시험 실패, 환경 문제와 계획 편차의 분류, 보고, 재시험과 승인 절차를 기록한다.</w:t>
+        <w:t>케이스 실패는 결함으로 분류해 INT-003에 기록하고, coding 단계로 회부해 수정 후 동일 케이스를 재실행하여 pass를 확인하기 전까지 완료로 보지 않는다. 환경 문제(도구 미설치 등)는 편차로 별도 기록한다.</w:t>
       </w:r>
     </w:p>
     <w:p>
@@ -1186,14 +2429,7 @@
         <w:ind w:left="198" w:right="113"/>
       </w:pPr>
       <w:r>
-        <w:rPr>
-          <w:rFonts w:ascii="맑은 고딕" w:hAnsi="맑은 고딕" w:eastAsia="맑은 고딕"/>
-          <w:b w:val="0"/>
-          <w:i/>
-          <w:color w:val="595959"/>
-          <w:sz w:val="19"/>
-        </w:rPr>
-        <w:t>작성 안내: 아키텍처 인터페이스, 시험 케이스, 실행 결과, 결함과 보고서의 연결을 정의한다.</w:t>
+        <w:t>traceability/TRC-001_...xlsx의 SWE.5 열에 케이스 ID를 갱신한다. 보고는 INT-003에 종합한다.</w:t>
       </w:r>
     </w:p>
     <w:p>
@@ -1210,14 +2446,7 @@
         <w:ind w:left="198" w:right="113"/>
       </w:pPr>
       <w:r>
-        <w:rPr>
-          <w:rFonts w:ascii="맑은 고딕" w:hAnsi="맑은 고딕" w:eastAsia="맑은 고딕"/>
-          <w:b w:val="0"/>
-          <w:i/>
-          <w:color w:val="595959"/>
-          <w:sz w:val="19"/>
-        </w:rPr>
-        <w:t>작성 안내: 통합시험으로 확인하지 못하는 시스템, HIL, 차량 또는 양산 환경 범위를 명시한다.</w:t>
+        <w:t>이 통합시험은 PC/SIL 로직 검증만 다루며, 실제 타이밍 특성(300ms/200ms/100ms 예산의 실측), HIL, 실차, 실제 CAN/LIN 통신, 액추에이터 물리 동작은 확인하지 못한다.</w:t>
       </w:r>
     </w:p>
     <w:p>
@@ -1234,14 +2463,7 @@
         <w:ind w:left="198" w:right="113"/>
       </w:pPr>
       <w:r>
-        <w:rPr>
-          <w:rFonts w:ascii="맑은 고딕" w:hAnsi="맑은 고딕" w:eastAsia="맑은 고딕"/>
-          <w:b w:val="0"/>
-          <w:i/>
-          <w:color w:val="595959"/>
-          <w:sz w:val="19"/>
-        </w:rPr>
-        <w:t>작성 안내: 입력 설계와 형상, 시험 명세, 결과와 결함 기록의 양방향 추적을 작성한다.</w:t>
+        <w:t>§11과 동일 — TRC-001을 단일 진실 공급원으로 삼는다.</w:t>
       </w:r>
     </w:p>
     <w:p>
@@ -1258,16 +2480,136 @@
         <w:ind w:left="198" w:right="113"/>
       </w:pPr>
       <w:r>
-        <w:rPr>
-          <w:rFonts w:ascii="맑은 고딕" w:hAnsi="맑은 고딕" w:eastAsia="맑은 고딕"/>
-          <w:b w:val="0"/>
-          <w:i/>
-          <w:color w:val="595959"/>
-          <w:sz w:val="19"/>
-        </w:rPr>
-        <w:t>작성 안내: 아키텍처, 상세설계, 검증 계획, 환경 정의와 사용 도구 자료를 식별한다.</w:t>
+        <w:t>이 문서 작성에 사용한 아키텍처·상세설계·환경 자료는 다음과 같다.</w:t>
       </w:r>
     </w:p>
+    <w:tbl>
+      <w:tblPr>
+        <w:tblStyle w:val="TableGrid"/>
+        <w:tblW w:type="auto" w:w="0"/>
+        <w:tblLook w:firstColumn="1" w:firstRow="1" w:lastColumn="0" w:lastRow="0" w:noHBand="0" w:noVBand="1" w:val="04A0"/>
+      </w:tblPr>
+      <w:tblGrid>
+        <w:gridCol w:w="4929"/>
+        <w:gridCol w:w="4929"/>
+      </w:tblGrid>
+      <w:tr>
+        <w:tc>
+          <w:tcPr>
+            <w:tcW w:type="dxa" w:w="4929"/>
+          </w:tcPr>
+          <w:p>
+            <w:r>
+              <w:rPr>
+                <w:b/>
+              </w:rPr>
+              <w:t>식별자</w:t>
+            </w:r>
+          </w:p>
+        </w:tc>
+        <w:tc>
+          <w:tcPr>
+            <w:tcW w:type="dxa" w:w="4929"/>
+          </w:tcPr>
+          <w:p>
+            <w:r>
+              <w:rPr>
+                <w:b/>
+              </w:rPr>
+              <w:t>참고 목적</w:t>
+            </w:r>
+          </w:p>
+        </w:tc>
+      </w:tr>
+      <w:tr>
+        <w:tc>
+          <w:tcPr>
+            <w:tcW w:type="dxa" w:w="4929"/>
+          </w:tcPr>
+          <w:p>
+            <w:r>
+              <w:t>deliverables/SWA-001_SW 아키텍처 설계서.docx</w:t>
+            </w:r>
+          </w:p>
+        </w:tc>
+        <w:tc>
+          <w:tcPr>
+            <w:tcW w:type="dxa" w:w="4929"/>
+          </w:tcPr>
+          <w:p>
+            <w:r>
+              <w:t>통합 순서(§11)·인터페이스(§6) 원본</w:t>
+            </w:r>
+          </w:p>
+        </w:tc>
+      </w:tr>
+      <w:tr>
+        <w:tc>
+          <w:tcPr>
+            <w:tcW w:type="dxa" w:w="4929"/>
+          </w:tcPr>
+          <w:p>
+            <w:r>
+              <w:t>deliverables/SWD-001_SW 상세설계서.docx</w:t>
+            </w:r>
+          </w:p>
+        </w:tc>
+        <w:tc>
+          <w:tcPr>
+            <w:tcW w:type="dxa" w:w="4929"/>
+          </w:tcPr>
+          <w:p>
+            <w:r>
+              <w:t>정책 의사결정표(§7)·유닛 계약(§5) 원본</w:t>
+            </w:r>
+          </w:p>
+        </w:tc>
+      </w:tr>
+      <w:tr>
+        <w:tc>
+          <w:tcPr>
+            <w:tcW w:type="dxa" w:w="4929"/>
+          </w:tcPr>
+          <w:p>
+            <w:r>
+              <w:t>src/childlock/, tests/integration/</w:t>
+            </w:r>
+          </w:p>
+        </w:tc>
+        <w:tc>
+          <w:tcPr>
+            <w:tcW w:type="dxa" w:w="4929"/>
+          </w:tcPr>
+          <w:p>
+            <w:r>
+              <w:t>실제 구현·통합시험 실행 코드</w:t>
+            </w:r>
+          </w:p>
+        </w:tc>
+      </w:tr>
+      <w:tr>
+        <w:tc>
+          <w:tcPr>
+            <w:tcW w:type="dxa" w:w="4929"/>
+          </w:tcPr>
+          <w:p>
+            <w:r>
+              <w:t>ISO 26262-6:2018 Clause 10</w:t>
+            </w:r>
+          </w:p>
+        </w:tc>
+        <w:tc>
+          <w:tcPr>
+            <w:tcW w:type="dxa" w:w="4929"/>
+          </w:tcPr>
+          <w:p>
+            <w:r>
+              <w:t>통합시험 기법 근거(전체 준수 주장 아님)</w:t>
+            </w:r>
+          </w:p>
+        </w:tc>
+      </w:tr>
+    </w:tbl>
     <w:sectPr>
       <w:footerReference w:type="default" r:id="rId9"/>
       <w:pgSz w:w="12240" w:h="15840"/>
